--- a/output/docx/en/BUFR_TableD_en_08.docx
+++ b/output/docx/en/BUFR_TableD_en_08.docx
@@ -939,7 +939,7 @@
                 <w:b w:val="0"/>
                 <w:sz w:val="16"/>
               </w:rPr>
-              <w:t>Note 13: Descriptor 3 08 007 should be used instead of 3 08 003 to encode moving buoy/platform information.</w:t>
+              <w:t>Note D13: Descriptor 3 08 007 should be used instead of 3 08 003 to encode moving buoy/platform information.</w:t>
             </w:r>
           </w:p>
         </w:tc>
@@ -1020,7 +1020,7 @@
                 <w:b w:val="0"/>
                 <w:sz w:val="16"/>
               </w:rPr>
-              <w:t>Note 13: Descriptor 3 08 007 should be used instead of 3 08 003 to encode moving buoy/platform information.</w:t>
+              <w:t>Note D13: Descriptor 3 08 007 should be used instead of 3 08 003 to encode moving buoy/platform information.</w:t>
             </w:r>
           </w:p>
         </w:tc>
@@ -1100,7 +1100,7 @@
                 <w:b w:val="0"/>
                 <w:sz w:val="16"/>
               </w:rPr>
-              <w:t>Note 13: Descriptor 3 08 007 should be used instead of 3 08 003 to encode moving buoy/platform information.</w:t>
+              <w:t>Note D13: Descriptor 3 08 007 should be used instead of 3 08 003 to encode moving buoy/platform information.</w:t>
             </w:r>
           </w:p>
         </w:tc>
@@ -5373,7 +5373,7 @@
                 <w:b w:val="0"/>
                 <w:sz w:val="16"/>
               </w:rPr>
-              <w:t>Note 59: The time identification refers to the beginning of the one-month period.</w:t>
+              <w:t>Note D59: The time identification refers to the beginning of the one-month period.</w:t>
             </w:r>
           </w:p>
         </w:tc>
@@ -5453,7 +5453,7 @@
                 <w:b w:val="0"/>
                 <w:sz w:val="16"/>
               </w:rPr>
-              <w:t>Note 59: The time identification refers to the beginning of the one-month period.</w:t>
+              <w:t>Note D59: The time identification refers to the beginning of the one-month period.</w:t>
             </w:r>
           </w:p>
         </w:tc>
@@ -5612,7 +5612,7 @@
                 <w:b w:val="0"/>
                 <w:sz w:val="16"/>
               </w:rPr>
-              <w:t>Note 25: If the height of the sensor was changed during the period specified, the value shall be that which existed for the greater part of the period.</w:t>
+              <w:t>Note D25: If the height of the sensor was changed during the period specified, the value shall be that which existed for the greater part of the period.</w:t>
             </w:r>
           </w:p>
         </w:tc>
@@ -5692,7 +5692,7 @@
                 <w:b w:val="0"/>
                 <w:sz w:val="16"/>
               </w:rPr>
-              <w:t>Note 25: If the height of the sensor was changed during the period specified, the value shall be that which existed for the greater part of the period.</w:t>
+              <w:t>Note D25: If the height of the sensor was changed during the period specified, the value shall be that which existed for the greater part of the period.</w:t>
             </w:r>
           </w:p>
         </w:tc>
@@ -5773,7 +5773,7 @@
                 <w:b w:val="0"/>
                 <w:sz w:val="16"/>
               </w:rPr>
-              <w:t>Note 59: The time identification refers to the beginning of the one-month period.</w:t>
+              <w:t>Note D59: The time identification refers to the beginning of the one-month period.</w:t>
             </w:r>
           </w:p>
         </w:tc>
@@ -6093,7 +6093,7 @@
                 <w:b w:val="0"/>
                 <w:sz w:val="16"/>
               </w:rPr>
-              <w:t>Note 25: If the height of the sensor was changed during the period specified, the value shall be that which existed for the greater part of the period.</w:t>
+              <w:t>Note D25: If the height of the sensor was changed during the period specified, the value shall be that which existed for the greater part of the period.</w:t>
             </w:r>
           </w:p>
         </w:tc>
@@ -6174,7 +6174,7 @@
                 <w:b w:val="0"/>
                 <w:sz w:val="16"/>
               </w:rPr>
-              <w:t>Note 25: If the height of the sensor was changed during the period specified, the value shall be that which existed for the greater part of the period.</w:t>
+              <w:t>Note D25: If the height of the sensor was changed during the period specified, the value shall be that which existed for the greater part of the period.</w:t>
             </w:r>
           </w:p>
         </w:tc>
@@ -6733,7 +6733,7 @@
                 <w:b w:val="0"/>
                 <w:sz w:val="16"/>
               </w:rPr>
-              <w:t>Note 27: In case of precipitation measurements, the one-month period begins at 06 UTC on the first day of the month and ends at 06 UTC on the first day of the following month.</w:t>
+              <w:t>Note D27: In case of precipitation measurements, the one-month period begins at 06 UTC on the first day of the month and ends at 06 UTC on the first day of the following month.</w:t>
             </w:r>
           </w:p>
         </w:tc>
@@ -6814,7 +6814,7 @@
                 <w:b w:val="0"/>
                 <w:sz w:val="16"/>
               </w:rPr>
-              <w:t>Note 27: In case of precipitation measurements, the one-month period begins at 06 UTC on the first day of the month and ends at 06 UTC on the first day of the following month.</w:t>
+              <w:t>Note D27: In case of precipitation measurements, the one-month period begins at 06 UTC on the first day of the month and ends at 06 UTC on the first day of the following month.</w:t>
             </w:r>
           </w:p>
         </w:tc>
@@ -6895,7 +6895,7 @@
                 <w:b w:val="0"/>
                 <w:sz w:val="16"/>
               </w:rPr>
-              <w:t>Note 27: In case of precipitation measurements, the one-month period begins at 06 UTC on the first day of the month and ends at 06 UTC on the first day of the following month.</w:t>
+              <w:t>Note D27: In case of precipitation measurements, the one-month period begins at 06 UTC on the first day of the month and ends at 06 UTC on the first day of the following month.</w:t>
             </w:r>
           </w:p>
         </w:tc>
@@ -6975,7 +6975,7 @@
                 <w:b w:val="0"/>
                 <w:sz w:val="16"/>
               </w:rPr>
-              <w:t>Note 25: If the height of the sensor was changed during the period specified, the value shall be that which existed for the greater part of the period.</w:t>
+              <w:t>Note D25: If the height of the sensor was changed during the period specified, the value shall be that which existed for the greater part of the period.</w:t>
             </w:r>
           </w:p>
         </w:tc>
@@ -7736,7 +7736,7 @@
                 <w:b w:val="0"/>
                 <w:sz w:val="16"/>
               </w:rPr>
-              <w:t>Note 59: The time identification refers to the beginning of the one-month period.</w:t>
+              <w:t>Note D59: The time identification refers to the beginning of the one-month period.</w:t>
             </w:r>
           </w:p>
         </w:tc>
@@ -7817,7 +7817,7 @@
                 <w:b w:val="0"/>
                 <w:sz w:val="16"/>
               </w:rPr>
-              <w:t>Note 59: The time identification refers to the beginning of the one-month period.</w:t>
+              <w:t>Note D59: The time identification refers to the beginning of the one-month period.</w:t>
             </w:r>
           </w:p>
         </w:tc>
@@ -7898,7 +7898,7 @@
                 <w:b w:val="0"/>
                 <w:sz w:val="16"/>
               </w:rPr>
-              <w:t>Note 59: The time identification refers to the beginning of the one-month period.</w:t>
+              <w:t>Note D59: The time identification refers to the beginning of the one-month period.</w:t>
             </w:r>
           </w:p>
         </w:tc>
@@ -8218,7 +8218,7 @@
                 <w:b w:val="0"/>
                 <w:sz w:val="16"/>
               </w:rPr>
-              <w:t>Note 25: If the height of the sensor was changed during the period specified, the value shall be that which existed for the greater part of the period.</w:t>
+              <w:t>Note D25: If the height of the sensor was changed during the period specified, the value shall be that which existed for the greater part of the period.</w:t>
             </w:r>
           </w:p>
         </w:tc>
@@ -8299,7 +8299,7 @@
                 <w:b w:val="0"/>
                 <w:sz w:val="16"/>
               </w:rPr>
-              <w:t>Note 25: If the height of the sensor was changed during the period specified, the value shall be that which existed for the greater part of the period.</w:t>
+              <w:t>Note D25: If the height of the sensor was changed during the period specified, the value shall be that which existed for the greater part of the period.</w:t>
             </w:r>
           </w:p>
         </w:tc>
@@ -9097,7 +9097,7 @@
                 <w:b w:val="0"/>
                 <w:sz w:val="16"/>
               </w:rPr>
-              <w:t>Note 27: In case of precipitation measurements, the one-month period begins at 06 UTC on the first day of the month and ends at 06 UTC on the first day of the following month.</w:t>
+              <w:t>Note D27: In case of precipitation measurements, the one-month period begins at 06 UTC on the first day of the month and ends at 06 UTC on the first day of the following month.</w:t>
             </w:r>
           </w:p>
         </w:tc>
@@ -9178,7 +9178,7 @@
                 <w:b w:val="0"/>
                 <w:sz w:val="16"/>
               </w:rPr>
-              <w:t>Note 27: In case of precipitation measurements, the one-month period begins at 06 UTC on the first day of the month and ends at 06 UTC on the first day of the following month.</w:t>
+              <w:t>Note D27: In case of precipitation measurements, the one-month period begins at 06 UTC on the first day of the month and ends at 06 UTC on the first day of the following month.</w:t>
             </w:r>
           </w:p>
         </w:tc>
@@ -9339,7 +9339,7 @@
                 <w:b w:val="0"/>
                 <w:sz w:val="16"/>
               </w:rPr>
-              <w:t>Note 25: If the height of the sensor was changed during the period specified, the value shall be that which existed for the greater part of the period.</w:t>
+              <w:t>Note D25: If the height of the sensor was changed during the period specified, the value shall be that which existed for the greater part of the period.</w:t>
             </w:r>
           </w:p>
         </w:tc>
@@ -14009,7 +14009,7 @@
                 <w:b w:val="0"/>
                 <w:sz w:val="16"/>
               </w:rPr>
-              <w:t>Note 41: Normally 1, may be 2 if both heave and slope sensors are in use, or 0 if no spectral data.</w:t>
+              <w:t>Note D41: Normally 1, may be 2 if both heave and slope sensors are in use, or 0 if no spectral data.</w:t>
             </w:r>
           </w:p>
         </w:tc>
@@ -15129,7 +15129,7 @@
                 <w:b w:val="0"/>
                 <w:sz w:val="16"/>
               </w:rPr>
-              <w:t>Note 39: Non-directional spectra (Ib = 0 in WAVEOB) or partial directional spectra (Ib = 1 in WAVEOB with one direction per wave number). Count = 0 (full directional spectra) or 1 (non-directional spectra or partial directional spectra). Partial directional spectra have only one direction per wave number band.</w:t>
+              <w:t>Note D39: Non-directional spectra (Ib = 0 in WAVEOB) or partial directional spectra (Ib = 1 in WAVEOB with one direction per wave number). Count = 0 (full directional spectra) or 1 (non-directional spectra or partial directional spectra). Partial directional spectra have only one direction per wave number band.</w:t>
             </w:r>
           </w:p>
         </w:tc>
@@ -15530,7 +15530,7 @@
                 <w:b w:val="0"/>
                 <w:sz w:val="16"/>
               </w:rPr>
-              <w:t>Note 37: Missing for non-directional spectra.</w:t>
+              <w:t>Note D37: Missing for non-directional spectra.</w:t>
             </w:r>
           </w:p>
         </w:tc>
@@ -15611,7 +15611,7 @@
                 <w:b w:val="0"/>
                 <w:sz w:val="16"/>
               </w:rPr>
-              <w:t>Note 37: Missing for non-directional spectra.</w:t>
+              <w:t>Note D37: Missing for non-directional spectra.</w:t>
             </w:r>
           </w:p>
         </w:tc>
@@ -15691,7 +15691,7 @@
                 <w:b w:val="0"/>
                 <w:sz w:val="16"/>
               </w:rPr>
-              <w:t>Note 22: Full directional spectra (Ib = 1 in WAVEOB with more than one direction per wave number band). The replication count is the number of directions per wave number band that should normally cover the full circle.</w:t>
+              <w:t>Note D22: Full directional spectra (Ib = 1 in WAVEOB with more than one direction per wave number band). The replication count is the number of directions per wave number band that should normally cover the full circle.</w:t>
             </w:r>
           </w:p>
         </w:tc>
@@ -18376,7 +18376,7 @@
                 <w:b w:val="0"/>
                 <w:sz w:val="16"/>
               </w:rPr>
-              <w:t>Note 41: Normally 1, may be 2 if both heave and slope sensors are in use, or 0 if no spectral data.</w:t>
+              <w:t>Note D41: Normally 1, may be 2 if both heave and slope sensors are in use, or 0 if no spectral data.</w:t>
             </w:r>
           </w:p>
         </w:tc>
@@ -19496,7 +19496,7 @@
                 <w:b w:val="0"/>
                 <w:sz w:val="16"/>
               </w:rPr>
-              <w:t>Note 39: Non-directional spectra (Ib = 0 in WAVEOB) or partial directional spectra (Ib = 1 in WAVEOB with one direction per wave number). Count = 0 (full directional spectra) or 1 (non-directional spectra or partial directional spectra). Partial directional spectra have only one direction per wave number band.</w:t>
+              <w:t>Note D39: Non-directional spectra (Ib = 0 in WAVEOB) or partial directional spectra (Ib = 1 in WAVEOB with one direction per wave number). Count = 0 (full directional spectra) or 1 (non-directional spectra or partial directional spectra). Partial directional spectra have only one direction per wave number band.</w:t>
             </w:r>
           </w:p>
         </w:tc>
@@ -19897,7 +19897,7 @@
                 <w:b w:val="0"/>
                 <w:sz w:val="16"/>
               </w:rPr>
-              <w:t>Note 37: Missing for non-directional spectra.</w:t>
+              <w:t>Note D37: Missing for non-directional spectra.</w:t>
             </w:r>
           </w:p>
         </w:tc>
@@ -19978,7 +19978,7 @@
                 <w:b w:val="0"/>
                 <w:sz w:val="16"/>
               </w:rPr>
-              <w:t>Note 37: Missing for non-directional spectra.</w:t>
+              <w:t>Note D37: Missing for non-directional spectra.</w:t>
             </w:r>
           </w:p>
         </w:tc>
@@ -20058,7 +20058,7 @@
                 <w:b w:val="0"/>
                 <w:sz w:val="16"/>
               </w:rPr>
-              <w:t>Note 22: Full directional spectra (Ib = 1 in WAVEOB with more than one direction per wave number band). The replication count is the number of directions per wave number band that should normally cover the full circle.</w:t>
+              <w:t>Note D22: Full directional spectra (Ib = 1 in WAVEOB with more than one direction per wave number band). The replication count is the number of directions per wave number band that should normally cover the full circle.</w:t>
             </w:r>
           </w:p>
         </w:tc>
